--- a/study/ms-forms/form-text_EN.docx
+++ b/study/ms-forms/form-text_EN.docx
@@ -129,7 +129,7 @@
           <w:b w:val="0"/>
           <w:i w:val="0"/>
         </w:rPr>
-        <w:t>What happens: Look at the four patient education materials, one after the other, for a short, fixed time each, in a randomised order: a 2D information sheet (printed on paper), an augmented reality (AR) model on a web page (shown on the study iPad), a 3D printed model and a narrated video of the 3D model. Each one shows all three stages. After all four patient education materials have been seen, answer the questions on this form.</w:t>
+        <w:t>What happens: Look at the four patient education materials, one after the other, for a short, fixed time each, in a randomised order: a 2D information sheet (printed on paper), an augmented reality (AR) model on a web page (shown on the study iPad), a 3D printed model with a short spoken explanation (audio only) and a narrated video of the 3D model. Each one shows all three stages. After all four patient education materials have been seen, answer the questions on this form.</w:t>
       </w:r>
     </w:p>
     <w:p>
